--- a/guides/paperspace_training_setup.docx
+++ b/guides/paperspace_training_setup.docx
@@ -5466,7 +5466,7 @@
         <w:rPr>
           <w:rtl w:val="0"/>
         </w:rPr>
-        <w:t>Part 3: How to Merge Lora with Base Model</w:t>
+        <w:t>Part 4: How to Merge Lora with Base Model</w:t>
       </w:r>
     </w:p>
     <w:p>
